--- a/docs/Hospital_Service_Dashboard_Manual_AdminIT.docx
+++ b/docs/Hospital_Service_Dashboard_Manual_AdminIT.docx
@@ -1234,6 +1234,99 @@
     </w:p>
     <w:p>
       <w:pPr>
+        <w:spacing w:after="60" w:line="269" w:lineRule="auto"/>
+        <w:ind w:firstLine="312"/>
+        <w:rPr>
+          <w:rFonts w:ascii="TH SarabunPSK" w:hAnsi="TH SarabunPSK" w:cs="TH SarabunPSK"/>
+          <w:sz w:val="32"/>
+          <w:szCs w:val="32"/>
+        </w:rPr>
+      </w:pPr>
+      <w:r>
+        <w:rPr>
+          <w:rFonts w:ascii="TH SarabunPSK" w:eastAsia="Courier New" w:hAnsi="TH SarabunPSK" w:cs="TH SarabunPSK"/>
+          <w:sz w:val="32"/>
+          <w:szCs w:val="32"/>
+        </w:rPr>
+        <w:t>cp .</w:t>
+      </w:r>
+      <w:proofErr w:type="spellStart"/>
+      <w:r>
+        <w:rPr>
+          <w:rFonts w:ascii="TH SarabunPSK" w:eastAsia="Courier New" w:hAnsi="TH SarabunPSK" w:cs="TH SarabunPSK"/>
+          <w:sz w:val="32"/>
+          <w:szCs w:val="32"/>
+        </w:rPr>
+        <w:t>env.example</w:t>
+      </w:r>
+      <w:proofErr w:type="spellEnd"/>
+      <w:r>
+        <w:rPr>
+          <w:rFonts w:ascii="TH SarabunPSK" w:eastAsia="Courier New" w:hAnsi="TH SarabunPSK" w:cs="TH SarabunPSK"/>
+          <w:sz w:val="32"/>
+          <w:szCs w:val="32"/>
+        </w:rPr>
+        <w:t xml:space="preserve"> .env</w:t>
+      </w:r>
+    </w:p>
+    <w:p>
+      <w:pPr>
+        <w:spacing w:after="60" w:line="269" w:lineRule="auto"/>
+        <w:rPr>
+          <w:rFonts w:ascii="TH SarabunPSK" w:hAnsi="TH SarabunPSK" w:cs="TH SarabunPSK"/>
+          <w:sz w:val="32"/>
+          <w:szCs w:val="32"/>
+        </w:rPr>
+      </w:pPr>
+      <w:proofErr w:type="spellStart"/>
+      <w:r>
+        <w:rPr>
+          <w:rFonts w:ascii="TH SarabunPSK" w:hAnsi="TH SarabunPSK" w:cs="TH SarabunPSK"/>
+          <w:sz w:val="32"/>
+          <w:szCs w:val="32"/>
+        </w:rPr>
+        <w:t>กรณีเอา</w:t>
+      </w:r>
+      <w:proofErr w:type="spellEnd"/>
+      <w:r>
+        <w:rPr>
+          <w:rFonts w:ascii="TH SarabunPSK" w:hAnsi="TH SarabunPSK" w:cs="TH SarabunPSK" w:hint="cs"/>
+          <w:sz w:val="32"/>
+          <w:szCs w:val="32"/>
+          <w:cs/>
+          <w:lang w:bidi="th-TH"/>
+        </w:rPr>
+        <w:t>ดาวน์โหลดจาก</w:t>
+      </w:r>
+      <w:r>
+        <w:rPr>
+          <w:rFonts w:ascii="TH SarabunPSK" w:hAnsi="TH SarabunPSK" w:cs="TH SarabunPSK"/>
+          <w:sz w:val="32"/>
+          <w:szCs w:val="32"/>
+        </w:rPr>
+        <w:t xml:space="preserve"> source </w:t>
+      </w:r>
+      <w:proofErr w:type="spellStart"/>
+      <w:r>
+        <w:rPr>
+          <w:rFonts w:ascii="TH SarabunPSK" w:hAnsi="TH SarabunPSK" w:cs="TH SarabunPSK"/>
+          <w:sz w:val="32"/>
+          <w:szCs w:val="32"/>
+        </w:rPr>
+        <w:t>ที่</w:t>
+      </w:r>
+      <w:proofErr w:type="spellEnd"/>
+      <w:r>
+        <w:rPr>
+          <w:rFonts w:ascii="TH SarabunPSK" w:hAnsi="TH SarabunPSK" w:cs="TH SarabunPSK"/>
+          <w:sz w:val="32"/>
+          <w:szCs w:val="32"/>
+        </w:rPr>
+        <w:t xml:space="preserve"> GitHub</w:t>
+      </w:r>
+    </w:p>
+    <w:p>
+      <w:pPr>
         <w:shd w:val="clear" w:color="auto" w:fill="F4F6F8"/>
         <w:spacing w:after="0" w:line="240" w:lineRule="auto"/>
         <w:ind w:left="312" w:right="142"/>
@@ -1243,6 +1336,84 @@
           <w:szCs w:val="32"/>
         </w:rPr>
       </w:pPr>
+      <w:r>
+        <w:rPr>
+          <w:rFonts w:ascii="TH SarabunPSK" w:eastAsia="Courier New" w:hAnsi="TH SarabunPSK" w:cs="TH SarabunPSK"/>
+          <w:sz w:val="32"/>
+          <w:szCs w:val="32"/>
+        </w:rPr>
+        <w:t>cd /var/www/html</w:t>
+      </w:r>
+    </w:p>
+    <w:p>
+      <w:pPr>
+        <w:shd w:val="clear" w:color="auto" w:fill="F4F6F8"/>
+        <w:spacing w:after="0" w:line="240" w:lineRule="auto"/>
+        <w:ind w:left="312" w:right="142"/>
+        <w:rPr>
+          <w:rFonts w:ascii="TH SarabunPSK" w:hAnsi="TH SarabunPSK" w:cs="TH SarabunPSK"/>
+          <w:sz w:val="32"/>
+          <w:szCs w:val="32"/>
+        </w:rPr>
+      </w:pPr>
+      <w:r>
+        <w:rPr>
+          <w:rFonts w:ascii="TH SarabunPSK" w:eastAsia="Courier New" w:hAnsi="TH SarabunPSK" w:cs="TH SarabunPSK"/>
+          <w:sz w:val="32"/>
+          <w:szCs w:val="32"/>
+        </w:rPr>
+        <w:t>unzip Hospital_Service_Dashboard_git_ready.zip</w:t>
+      </w:r>
+    </w:p>
+    <w:p>
+      <w:pPr>
+        <w:shd w:val="clear" w:color="auto" w:fill="F4F6F8"/>
+        <w:spacing w:after="0" w:line="240" w:lineRule="auto"/>
+        <w:ind w:left="312" w:right="142"/>
+        <w:rPr>
+          <w:rFonts w:ascii="TH SarabunPSK" w:hAnsi="TH SarabunPSK" w:cs="TH SarabunPSK"/>
+          <w:sz w:val="32"/>
+          <w:szCs w:val="32"/>
+        </w:rPr>
+      </w:pPr>
+      <w:r>
+        <w:rPr>
+          <w:rFonts w:ascii="TH SarabunPSK" w:eastAsia="Courier New" w:hAnsi="TH SarabunPSK" w:cs="TH SarabunPSK"/>
+          <w:sz w:val="32"/>
+          <w:szCs w:val="32"/>
+        </w:rPr>
+        <w:t>mv dashboard_deliverable dashboard</w:t>
+      </w:r>
+    </w:p>
+    <w:p>
+      <w:pPr>
+        <w:shd w:val="clear" w:color="auto" w:fill="F4F6F8"/>
+        <w:spacing w:after="0" w:line="240" w:lineRule="auto"/>
+        <w:ind w:left="312" w:right="142"/>
+        <w:rPr>
+          <w:rFonts w:ascii="TH SarabunPSK" w:hAnsi="TH SarabunPSK" w:cs="TH SarabunPSK"/>
+          <w:sz w:val="32"/>
+          <w:szCs w:val="32"/>
+        </w:rPr>
+      </w:pPr>
+      <w:r>
+        <w:rPr>
+          <w:rFonts w:ascii="TH SarabunPSK" w:eastAsia="Courier New" w:hAnsi="TH SarabunPSK" w:cs="TH SarabunPSK"/>
+          <w:sz w:val="32"/>
+          <w:szCs w:val="32"/>
+        </w:rPr>
+        <w:t>cd dashboard</w:t>
+      </w:r>
+    </w:p>
+    <w:p>
+      <w:pPr>
+        <w:ind w:firstLine="312"/>
+        <w:rPr>
+          <w:rFonts w:ascii="TH SarabunPSK" w:hAnsi="TH SarabunPSK" w:cs="TH SarabunPSK"/>
+          <w:sz w:val="32"/>
+          <w:szCs w:val="32"/>
+        </w:rPr>
+      </w:pPr>
       <w:proofErr w:type="gramStart"/>
       <w:r>
         <w:rPr>
@@ -1292,7 +1463,6 @@
     </w:p>
     <w:p>
       <w:pPr>
-        <w:spacing w:after="60" w:line="269" w:lineRule="auto"/>
         <w:rPr>
           <w:rFonts w:ascii="TH SarabunPSK" w:hAnsi="TH SarabunPSK" w:cs="TH SarabunPSK"/>
           <w:sz w:val="32"/>
@@ -1302,6 +1472,25 @@
     </w:p>
     <w:p>
       <w:pPr>
+        <w:pStyle w:val="21"/>
+        <w:spacing w:before="0" w:after="120" w:line="269" w:lineRule="auto"/>
+        <w:rPr>
+          <w:rFonts w:ascii="TH SarabunPSK" w:hAnsi="TH SarabunPSK" w:cs="TH SarabunPSK"/>
+          <w:sz w:val="32"/>
+          <w:szCs w:val="32"/>
+        </w:rPr>
+      </w:pPr>
+      <w:r>
+        <w:rPr>
+          <w:rFonts w:ascii="TH SarabunPSK" w:eastAsia="Noto Sans Thai" w:hAnsi="TH SarabunPSK" w:cs="TH SarabunPSK"/>
+          <w:sz w:val="32"/>
+          <w:szCs w:val="32"/>
+        </w:rPr>
+        <w:t>1.5 ตั้งค่า Apache VirtualHost</w:t>
+      </w:r>
+    </w:p>
+    <w:p>
+      <w:pPr>
         <w:spacing w:after="60" w:line="269" w:lineRule="auto"/>
         <w:rPr>
           <w:rFonts w:ascii="TH SarabunPSK" w:hAnsi="TH SarabunPSK" w:cs="TH SarabunPSK"/>
@@ -1309,51 +1498,14 @@
           <w:szCs w:val="32"/>
         </w:rPr>
       </w:pPr>
-      <w:proofErr w:type="spellStart"/>
-      <w:r>
-        <w:rPr>
-          <w:rFonts w:ascii="TH SarabunPSK" w:hAnsi="TH SarabunPSK" w:cs="TH SarabunPSK"/>
-          <w:sz w:val="32"/>
-          <w:szCs w:val="32"/>
-        </w:rPr>
-        <w:t>กรณีเอา</w:t>
-      </w:r>
-      <w:proofErr w:type="spellEnd"/>
-      <w:r>
-        <w:rPr>
-          <w:rFonts w:ascii="TH SarabunPSK" w:hAnsi="TH SarabunPSK" w:cs="TH SarabunPSK" w:hint="cs"/>
-          <w:sz w:val="32"/>
-          <w:szCs w:val="32"/>
-          <w:cs/>
-          <w:lang w:bidi="th-TH"/>
-        </w:rPr>
-        <w:t>ดาวน์โหลดจาก</w:t>
-      </w:r>
-      <w:r>
-        <w:rPr>
-          <w:rFonts w:ascii="TH SarabunPSK" w:hAnsi="TH SarabunPSK" w:cs="TH SarabunPSK"/>
-          <w:sz w:val="32"/>
-          <w:szCs w:val="32"/>
-        </w:rPr>
-        <w:t xml:space="preserve"> source </w:t>
-      </w:r>
-      <w:proofErr w:type="spellStart"/>
-      <w:r>
-        <w:rPr>
-          <w:rFonts w:ascii="TH SarabunPSK" w:hAnsi="TH SarabunPSK" w:cs="TH SarabunPSK"/>
-          <w:sz w:val="32"/>
-          <w:szCs w:val="32"/>
-        </w:rPr>
-        <w:t>ที่</w:t>
-      </w:r>
-      <w:proofErr w:type="spellEnd"/>
-      <w:r>
-        <w:rPr>
-          <w:rFonts w:ascii="TH SarabunPSK" w:hAnsi="TH SarabunPSK" w:cs="TH SarabunPSK"/>
-          <w:sz w:val="32"/>
-          <w:szCs w:val="32"/>
-        </w:rPr>
-        <w:t xml:space="preserve"> GitHub</w:t>
+      <w:r>
+        <w:rPr>
+          <w:rFonts w:ascii="TH SarabunPSK" w:hAnsi="TH SarabunPSK" w:cs="TH SarabunPSK"/>
+          <w:sz w:val="32"/>
+          <w:szCs w:val="32"/>
+        </w:rPr>
+        <w:lastRenderedPageBreak/>
+        <w:t>ตัวอย่างแบบย่อ (ปรับ path และชื่อโดเมนตามจริง)</w:t>
       </w:r>
     </w:p>
     <w:p>
@@ -1373,7 +1525,7 @@
           <w:sz w:val="32"/>
           <w:szCs w:val="32"/>
         </w:rPr>
-        <w:t>cd /var/www/html</w:t>
+        <w:t>&lt;VirtualHost *:80&gt;</w:t>
       </w:r>
     </w:p>
     <w:p>
@@ -1393,7 +1545,7 @@
           <w:sz w:val="32"/>
           <w:szCs w:val="32"/>
         </w:rPr>
-        <w:t>unzip Hospital_Service_Dashboard_git_ready.zip</w:t>
+        <w:t xml:space="preserve">    ServerName dashboard.example.go.th</w:t>
       </w:r>
     </w:p>
     <w:p>
@@ -1413,7 +1565,7 @@
           <w:sz w:val="32"/>
           <w:szCs w:val="32"/>
         </w:rPr>
-        <w:t>mv dashboard_deliverable dashboard</w:t>
+        <w:t xml:space="preserve">    DocumentRoot /var/www/html/dashboard</w:t>
       </w:r>
     </w:p>
     <w:p>
@@ -1433,7 +1585,7 @@
           <w:sz w:val="32"/>
           <w:szCs w:val="32"/>
         </w:rPr>
-        <w:t>cd dashboard</w:t>
+        <w:t xml:space="preserve">    &lt;Directory /var/www/html/dashboard&gt;</w:t>
       </w:r>
     </w:p>
     <w:p>
@@ -1447,6 +1599,74 @@
           <w:szCs w:val="32"/>
         </w:rPr>
       </w:pPr>
+      <w:r>
+        <w:rPr>
+          <w:rFonts w:ascii="TH SarabunPSK" w:eastAsia="Courier New" w:hAnsi="TH SarabunPSK" w:cs="TH SarabunPSK"/>
+          <w:sz w:val="32"/>
+          <w:szCs w:val="32"/>
+        </w:rPr>
+        <w:t xml:space="preserve">        AllowOverride All</w:t>
+      </w:r>
+    </w:p>
+    <w:p>
+      <w:pPr>
+        <w:shd w:val="clear" w:color="auto" w:fill="F4F6F8"/>
+        <w:spacing w:after="0" w:line="240" w:lineRule="auto"/>
+        <w:ind w:left="312" w:right="142"/>
+        <w:rPr>
+          <w:rFonts w:ascii="TH SarabunPSK" w:hAnsi="TH SarabunPSK" w:cs="TH SarabunPSK"/>
+          <w:sz w:val="32"/>
+          <w:szCs w:val="32"/>
+        </w:rPr>
+      </w:pPr>
+      <w:r>
+        <w:rPr>
+          <w:rFonts w:ascii="TH SarabunPSK" w:eastAsia="Courier New" w:hAnsi="TH SarabunPSK" w:cs="TH SarabunPSK"/>
+          <w:sz w:val="32"/>
+          <w:szCs w:val="32"/>
+        </w:rPr>
+        <w:t xml:space="preserve">        Require all granted</w:t>
+      </w:r>
+    </w:p>
+    <w:p>
+      <w:pPr>
+        <w:shd w:val="clear" w:color="auto" w:fill="F4F6F8"/>
+        <w:spacing w:after="0" w:line="240" w:lineRule="auto"/>
+        <w:ind w:left="312" w:right="142"/>
+        <w:rPr>
+          <w:rFonts w:ascii="TH SarabunPSK" w:hAnsi="TH SarabunPSK" w:cs="TH SarabunPSK"/>
+          <w:sz w:val="32"/>
+          <w:szCs w:val="32"/>
+        </w:rPr>
+      </w:pPr>
+      <w:r>
+        <w:rPr>
+          <w:rFonts w:ascii="TH SarabunPSK" w:eastAsia="Courier New" w:hAnsi="TH SarabunPSK" w:cs="TH SarabunPSK"/>
+          <w:sz w:val="32"/>
+          <w:szCs w:val="32"/>
+        </w:rPr>
+        <w:t xml:space="preserve">    &lt;/Directory&gt;</w:t>
+      </w:r>
+    </w:p>
+    <w:p>
+      <w:pPr>
+        <w:shd w:val="clear" w:color="auto" w:fill="F4F6F8"/>
+        <w:spacing w:after="0" w:line="240" w:lineRule="auto"/>
+        <w:ind w:left="312" w:right="142"/>
+        <w:rPr>
+          <w:rFonts w:ascii="TH SarabunPSK" w:hAnsi="TH SarabunPSK" w:cs="TH SarabunPSK"/>
+          <w:sz w:val="32"/>
+          <w:szCs w:val="32"/>
+        </w:rPr>
+      </w:pPr>
+      <w:r>
+        <w:rPr>
+          <w:rFonts w:ascii="TH SarabunPSK" w:eastAsia="Courier New" w:hAnsi="TH SarabunPSK" w:cs="TH SarabunPSK"/>
+          <w:sz w:val="32"/>
+          <w:szCs w:val="32"/>
+        </w:rPr>
+        <w:t xml:space="preserve">    </w:t>
+      </w:r>
       <w:proofErr w:type="gramStart"/>
       <w:r>
         <w:rPr>
@@ -1454,86 +1674,12 @@
           <w:sz w:val="32"/>
           <w:szCs w:val="32"/>
         </w:rPr>
-        <w:t>cp .env</w:t>
-      </w:r>
-      <w:proofErr w:type="gramEnd"/>
-      <w:r>
-        <w:rPr>
-          <w:rFonts w:ascii="TH SarabunPSK" w:eastAsia="Courier New" w:hAnsi="TH SarabunPSK" w:cs="TH SarabunPSK"/>
-          <w:sz w:val="32"/>
-          <w:szCs w:val="32"/>
-        </w:rPr>
-        <w:t>.</w:t>
-      </w:r>
-      <w:proofErr w:type="gramStart"/>
-      <w:r>
-        <w:rPr>
-          <w:rFonts w:ascii="TH SarabunPSK" w:eastAsia="Courier New" w:hAnsi="TH SarabunPSK" w:cs="TH SarabunPSK"/>
-          <w:sz w:val="32"/>
-          <w:szCs w:val="32"/>
-        </w:rPr>
-        <w:t>example .env</w:t>
+        <w:t>ErrorLog  /var/log/httpd/dashboard_error.log</w:t>
       </w:r>
       <w:proofErr w:type="gramEnd"/>
     </w:p>
     <w:p>
       <w:pPr>
-        <w:rPr>
-          <w:rFonts w:ascii="TH SarabunPSK" w:hAnsi="TH SarabunPSK" w:cs="TH SarabunPSK"/>
-          <w:sz w:val="32"/>
-          <w:szCs w:val="32"/>
-        </w:rPr>
-      </w:pPr>
-    </w:p>
-    <w:p>
-      <w:pPr>
-        <w:rPr>
-          <w:rFonts w:ascii="TH SarabunPSK" w:hAnsi="TH SarabunPSK" w:cs="TH SarabunPSK"/>
-          <w:sz w:val="32"/>
-          <w:szCs w:val="32"/>
-        </w:rPr>
-      </w:pPr>
-    </w:p>
-    <w:p>
-      <w:pPr>
-        <w:pStyle w:val="21"/>
-        <w:spacing w:before="0" w:after="120" w:line="269" w:lineRule="auto"/>
-        <w:rPr>
-          <w:rFonts w:ascii="TH SarabunPSK" w:hAnsi="TH SarabunPSK" w:cs="TH SarabunPSK"/>
-          <w:sz w:val="32"/>
-          <w:szCs w:val="32"/>
-        </w:rPr>
-      </w:pPr>
-      <w:r>
-        <w:rPr>
-          <w:rFonts w:ascii="TH SarabunPSK" w:eastAsia="Noto Sans Thai" w:hAnsi="TH SarabunPSK" w:cs="TH SarabunPSK"/>
-          <w:sz w:val="32"/>
-          <w:szCs w:val="32"/>
-        </w:rPr>
-        <w:lastRenderedPageBreak/>
-        <w:t>1.5 ตั้งค่า Apache VirtualHost</w:t>
-      </w:r>
-    </w:p>
-    <w:p>
-      <w:pPr>
-        <w:spacing w:after="60" w:line="269" w:lineRule="auto"/>
-        <w:rPr>
-          <w:rFonts w:ascii="TH SarabunPSK" w:hAnsi="TH SarabunPSK" w:cs="TH SarabunPSK"/>
-          <w:sz w:val="32"/>
-          <w:szCs w:val="32"/>
-        </w:rPr>
-      </w:pPr>
-      <w:r>
-        <w:rPr>
-          <w:rFonts w:ascii="TH SarabunPSK" w:hAnsi="TH SarabunPSK" w:cs="TH SarabunPSK"/>
-          <w:sz w:val="32"/>
-          <w:szCs w:val="32"/>
-        </w:rPr>
-        <w:t>ตัวอย่างแบบย่อ (ปรับ path และชื่อโดเมนตามจริง)</w:t>
-      </w:r>
-    </w:p>
-    <w:p>
-      <w:pPr>
         <w:shd w:val="clear" w:color="auto" w:fill="F4F6F8"/>
         <w:spacing w:after="0" w:line="240" w:lineRule="auto"/>
         <w:ind w:left="312" w:right="142"/>
@@ -1549,7 +1695,7 @@
           <w:sz w:val="32"/>
           <w:szCs w:val="32"/>
         </w:rPr>
-        <w:t>&lt;VirtualHost *:80&gt;</w:t>
+        <w:t xml:space="preserve">    CustomLog /var/log/httpd/dashboard_access.log combined</w:t>
       </w:r>
     </w:p>
     <w:p>
@@ -1569,7 +1715,222 @@
           <w:sz w:val="32"/>
           <w:szCs w:val="32"/>
         </w:rPr>
-        <w:t xml:space="preserve">    ServerName dashboard.example.go.th</w:t>
+        <w:t>&lt;/VirtualHost&gt;</w:t>
+      </w:r>
+    </w:p>
+    <w:p>
+      <w:pPr>
+        <w:rPr>
+          <w:rFonts w:ascii="TH SarabunPSK" w:hAnsi="TH SarabunPSK" w:cs="TH SarabunPSK"/>
+          <w:sz w:val="32"/>
+          <w:szCs w:val="32"/>
+        </w:rPr>
+      </w:pPr>
+    </w:p>
+    <w:p>
+      <w:pPr>
+        <w:spacing w:after="100" w:line="269" w:lineRule="auto"/>
+        <w:rPr>
+          <w:rFonts w:ascii="TH SarabunPSK" w:hAnsi="TH SarabunPSK" w:cs="TH SarabunPSK"/>
+          <w:sz w:val="32"/>
+          <w:szCs w:val="32"/>
+        </w:rPr>
+      </w:pPr>
+      <w:r>
+        <w:rPr>
+          <w:rFonts w:ascii="TH SarabunPSK" w:hAnsi="TH SarabunPSK" w:cs="TH SarabunPSK"/>
+          <w:sz w:val="32"/>
+          <w:szCs w:val="32"/>
+        </w:rPr>
+        <w:t xml:space="preserve">ถ้าใช้งาน production ควรเปิด HTTPS แล้วตั้ง APP_FORCE_HTTPS=1 และ APP_SESSION_SECURE_COOKIE=1 </w:t>
+      </w:r>
+      <w:proofErr w:type="gramStart"/>
+      <w:r>
+        <w:rPr>
+          <w:rFonts w:ascii="TH SarabunPSK" w:hAnsi="TH SarabunPSK" w:cs="TH SarabunPSK"/>
+          <w:sz w:val="32"/>
+          <w:szCs w:val="32"/>
+        </w:rPr>
+        <w:t>ใน .env</w:t>
+      </w:r>
+      <w:proofErr w:type="gramEnd"/>
+    </w:p>
+    <w:p>
+      <w:pPr>
+        <w:pStyle w:val="21"/>
+        <w:spacing w:before="0" w:after="120" w:line="269" w:lineRule="auto"/>
+        <w:rPr>
+          <w:rFonts w:ascii="TH SarabunPSK" w:hAnsi="TH SarabunPSK" w:cs="TH SarabunPSK"/>
+          <w:sz w:val="32"/>
+          <w:szCs w:val="32"/>
+        </w:rPr>
+      </w:pPr>
+      <w:r>
+        <w:rPr>
+          <w:rFonts w:ascii="TH SarabunPSK" w:eastAsia="Noto Sans Thai" w:hAnsi="TH SarabunPSK" w:cs="TH SarabunPSK"/>
+          <w:sz w:val="32"/>
+          <w:szCs w:val="32"/>
+        </w:rPr>
+        <w:t xml:space="preserve">1.6 </w:t>
+      </w:r>
+      <w:proofErr w:type="gramStart"/>
+      <w:r>
+        <w:rPr>
+          <w:rFonts w:ascii="TH SarabunPSK" w:eastAsia="Noto Sans Thai" w:hAnsi="TH SarabunPSK" w:cs="TH SarabunPSK"/>
+          <w:sz w:val="32"/>
+          <w:szCs w:val="32"/>
+        </w:rPr>
+        <w:t>ตั้งค่า .env</w:t>
+      </w:r>
+      <w:proofErr w:type="gramEnd"/>
+    </w:p>
+    <w:p>
+      <w:pPr>
+        <w:spacing w:after="50" w:line="269" w:lineRule="auto"/>
+        <w:ind w:left="340" w:hanging="198"/>
+        <w:rPr>
+          <w:rFonts w:ascii="TH SarabunPSK" w:hAnsi="TH SarabunPSK" w:cs="TH SarabunPSK"/>
+          <w:sz w:val="32"/>
+          <w:szCs w:val="32"/>
+        </w:rPr>
+      </w:pPr>
+      <w:r>
+        <w:rPr>
+          <w:rFonts w:ascii="TH SarabunPSK" w:hAnsi="TH SarabunPSK" w:cs="TH SarabunPSK"/>
+          <w:sz w:val="32"/>
+          <w:szCs w:val="32"/>
+        </w:rPr>
+        <w:t xml:space="preserve">• </w:t>
+      </w:r>
+      <w:proofErr w:type="gramStart"/>
+      <w:r>
+        <w:rPr>
+          <w:rFonts w:ascii="TH SarabunPSK" w:hAnsi="TH SarabunPSK" w:cs="TH SarabunPSK"/>
+          <w:sz w:val="32"/>
+          <w:szCs w:val="32"/>
+        </w:rPr>
+        <w:t>copy .env</w:t>
+      </w:r>
+      <w:proofErr w:type="gramEnd"/>
+      <w:r>
+        <w:rPr>
+          <w:rFonts w:ascii="TH SarabunPSK" w:hAnsi="TH SarabunPSK" w:cs="TH SarabunPSK"/>
+          <w:sz w:val="32"/>
+          <w:szCs w:val="32"/>
+        </w:rPr>
+        <w:t xml:space="preserve">.example </w:t>
+      </w:r>
+      <w:proofErr w:type="gramStart"/>
+      <w:r>
+        <w:rPr>
+          <w:rFonts w:ascii="TH SarabunPSK" w:hAnsi="TH SarabunPSK" w:cs="TH SarabunPSK"/>
+          <w:sz w:val="32"/>
+          <w:szCs w:val="32"/>
+        </w:rPr>
+        <w:t>เป็น .env</w:t>
+      </w:r>
+      <w:proofErr w:type="gramEnd"/>
+      <w:r>
+        <w:rPr>
+          <w:rFonts w:ascii="TH SarabunPSK" w:hAnsi="TH SarabunPSK" w:cs="TH SarabunPSK"/>
+          <w:sz w:val="32"/>
+          <w:szCs w:val="32"/>
+        </w:rPr>
+        <w:t xml:space="preserve"> แล้วกรอกค่าจริงเฉพาะบนเซิร์ฟเวอร์</w:t>
+      </w:r>
+    </w:p>
+    <w:p>
+      <w:pPr>
+        <w:spacing w:after="50" w:line="269" w:lineRule="auto"/>
+        <w:ind w:left="340" w:hanging="198"/>
+        <w:rPr>
+          <w:rFonts w:ascii="TH SarabunPSK" w:hAnsi="TH SarabunPSK" w:cs="TH SarabunPSK"/>
+          <w:sz w:val="32"/>
+          <w:szCs w:val="32"/>
+        </w:rPr>
+      </w:pPr>
+      <w:r>
+        <w:rPr>
+          <w:rFonts w:ascii="TH SarabunPSK" w:hAnsi="TH SarabunPSK" w:cs="TH SarabunPSK"/>
+          <w:sz w:val="32"/>
+          <w:szCs w:val="32"/>
+        </w:rPr>
+        <w:t>• ตั้ง APP_BASE_URL ให้ตรง path ที่ใช้งานจริง เช่น https://host.go.th/dashboard</w:t>
+      </w:r>
+    </w:p>
+    <w:p>
+      <w:pPr>
+        <w:spacing w:after="50" w:line="269" w:lineRule="auto"/>
+        <w:ind w:left="340" w:hanging="198"/>
+        <w:rPr>
+          <w:rFonts w:ascii="TH SarabunPSK" w:hAnsi="TH SarabunPSK" w:cs="TH SarabunPSK"/>
+          <w:sz w:val="32"/>
+          <w:szCs w:val="32"/>
+        </w:rPr>
+      </w:pPr>
+      <w:r>
+        <w:rPr>
+          <w:rFonts w:ascii="TH SarabunPSK" w:hAnsi="TH SarabunPSK" w:cs="TH SarabunPSK"/>
+          <w:sz w:val="32"/>
+          <w:szCs w:val="32"/>
+        </w:rPr>
+        <w:t>• DB_DASHBOARD_* คือฐาน hos_dashboard ที่เก็บ fact table, procedure, event และ audit</w:t>
+      </w:r>
+    </w:p>
+    <w:p>
+      <w:pPr>
+        <w:spacing w:after="50" w:line="269" w:lineRule="auto"/>
+        <w:ind w:left="340" w:hanging="198"/>
+        <w:rPr>
+          <w:rFonts w:ascii="TH SarabunPSK" w:hAnsi="TH SarabunPSK" w:cs="TH SarabunPSK"/>
+          <w:sz w:val="32"/>
+          <w:szCs w:val="32"/>
+        </w:rPr>
+      </w:pPr>
+      <w:r>
+        <w:rPr>
+          <w:rFonts w:ascii="TH SarabunPSK" w:hAnsi="TH SarabunPSK" w:cs="TH SarabunPSK"/>
+          <w:sz w:val="32"/>
+          <w:szCs w:val="32"/>
+        </w:rPr>
+        <w:t>• DB_SOURCE_* คือฐาน HOSxP ต้นทาง แนะนำให้เป็น user read-only</w:t>
+      </w:r>
+    </w:p>
+    <w:p>
+      <w:pPr>
+        <w:pStyle w:val="21"/>
+        <w:spacing w:before="0" w:after="120" w:line="269" w:lineRule="auto"/>
+        <w:rPr>
+          <w:rFonts w:ascii="TH SarabunPSK" w:hAnsi="TH SarabunPSK" w:cs="TH SarabunPSK"/>
+          <w:sz w:val="32"/>
+          <w:szCs w:val="32"/>
+        </w:rPr>
+      </w:pPr>
+      <w:r>
+        <w:rPr>
+          <w:rFonts w:ascii="TH SarabunPSK" w:eastAsia="Noto Sans Thai" w:hAnsi="TH SarabunPSK" w:cs="TH SarabunPSK"/>
+          <w:sz w:val="32"/>
+          <w:szCs w:val="32"/>
+        </w:rPr>
+        <w:t>1.7 เตรียมฐานข้อมูล</w:t>
+      </w:r>
+    </w:p>
+    <w:p>
+      <w:pPr>
+        <w:spacing w:after="60" w:line="269" w:lineRule="auto"/>
+        <w:rPr>
+          <w:rFonts w:ascii="TH SarabunPSK" w:hAnsi="TH SarabunPSK" w:cs="TH SarabunPSK"/>
+          <w:sz w:val="32"/>
+          <w:szCs w:val="32"/>
+        </w:rPr>
+      </w:pPr>
+      <w:r>
+        <w:rPr>
+          <w:rFonts w:ascii="TH SarabunPSK" w:hAnsi="TH SarabunPSK" w:cs="TH SarabunPSK"/>
+          <w:sz w:val="32"/>
+          <w:szCs w:val="32"/>
+        </w:rPr>
+        <w:t>ตัวอย่างลำดับงานที่แนะนำ</w:t>
       </w:r>
     </w:p>
     <w:p>
@@ -1583,13 +1944,23 @@
           <w:szCs w:val="32"/>
         </w:rPr>
       </w:pPr>
+      <w:proofErr w:type="spellStart"/>
       <w:r>
         <w:rPr>
           <w:rFonts w:ascii="TH SarabunPSK" w:eastAsia="Courier New" w:hAnsi="TH SarabunPSK" w:cs="TH SarabunPSK"/>
           <w:sz w:val="32"/>
           <w:szCs w:val="32"/>
         </w:rPr>
-        <w:t xml:space="preserve">    DocumentRoot /var/www/html/dashboard</w:t>
+        <w:t>mysql</w:t>
+      </w:r>
+      <w:proofErr w:type="spellEnd"/>
+      <w:r>
+        <w:rPr>
+          <w:rFonts w:ascii="TH SarabunPSK" w:eastAsia="Courier New" w:hAnsi="TH SarabunPSK" w:cs="TH SarabunPSK"/>
+          <w:sz w:val="32"/>
+          <w:szCs w:val="32"/>
+        </w:rPr>
+        <w:t xml:space="preserve"> -u root -p</w:t>
       </w:r>
     </w:p>
     <w:p>
@@ -1609,7 +1980,25 @@
           <w:sz w:val="32"/>
           <w:szCs w:val="32"/>
         </w:rPr>
-        <w:t xml:space="preserve">    &lt;Directory /var/www/html/dashboard&gt;</w:t>
+        <w:t xml:space="preserve">CREATE DATABASE </w:t>
+      </w:r>
+      <w:proofErr w:type="spellStart"/>
+      <w:r>
+        <w:rPr>
+          <w:rFonts w:ascii="TH SarabunPSK" w:eastAsia="Courier New" w:hAnsi="TH SarabunPSK" w:cs="TH SarabunPSK"/>
+          <w:sz w:val="32"/>
+          <w:szCs w:val="32"/>
+        </w:rPr>
+        <w:t>hos_dashboard</w:t>
+      </w:r>
+      <w:proofErr w:type="spellEnd"/>
+      <w:r>
+        <w:rPr>
+          <w:rFonts w:ascii="TH SarabunPSK" w:eastAsia="Courier New" w:hAnsi="TH SarabunPSK" w:cs="TH SarabunPSK"/>
+          <w:sz w:val="32"/>
+          <w:szCs w:val="32"/>
+        </w:rPr>
+        <w:t xml:space="preserve"> CHARACTER SET utf8mb4 COLLATE utf8mb4_general_ci;</w:t>
       </w:r>
     </w:p>
     <w:p>
@@ -1629,7 +2018,7 @@
           <w:sz w:val="32"/>
           <w:szCs w:val="32"/>
         </w:rPr>
-        <w:t xml:space="preserve">        AllowOverride All</w:t>
+        <w:t>EXIT;</w:t>
       </w:r>
     </w:p>
     <w:p>
@@ -1649,7 +2038,100 @@
           <w:sz w:val="32"/>
           <w:szCs w:val="32"/>
         </w:rPr>
-        <w:t xml:space="preserve">        Require all granted</w:t>
+        <w:t xml:space="preserve">mysql -u root -p </w:t>
+      </w:r>
+      <w:proofErr w:type="spellStart"/>
+      <w:r>
+        <w:rPr>
+          <w:rFonts w:ascii="TH SarabunPSK" w:eastAsia="Courier New" w:hAnsi="TH SarabunPSK" w:cs="TH SarabunPSK"/>
+          <w:sz w:val="32"/>
+          <w:szCs w:val="32"/>
+        </w:rPr>
+        <w:t>hos_dashboard</w:t>
+      </w:r>
+      <w:proofErr w:type="spellEnd"/>
+      <w:r>
+        <w:rPr>
+          <w:rFonts w:ascii="TH SarabunPSK" w:eastAsia="Courier New" w:hAnsi="TH SarabunPSK" w:cs="TH SarabunPSK"/>
+          <w:sz w:val="32"/>
+          <w:szCs w:val="32"/>
+        </w:rPr>
+        <w:t xml:space="preserve"> &lt; </w:t>
+      </w:r>
+      <w:proofErr w:type="spellStart"/>
+      <w:r>
+        <w:rPr>
+          <w:rFonts w:ascii="TH SarabunPSK" w:eastAsia="Courier New" w:hAnsi="TH SarabunPSK" w:cs="TH SarabunPSK"/>
+          <w:sz w:val="32"/>
+          <w:szCs w:val="32"/>
+        </w:rPr>
+        <w:t>sql</w:t>
+      </w:r>
+      <w:proofErr w:type="spellEnd"/>
+      <w:r>
+        <w:rPr>
+          <w:rFonts w:ascii="TH SarabunPSK" w:eastAsia="Courier New" w:hAnsi="TH SarabunPSK" w:cs="TH SarabunPSK"/>
+          <w:sz w:val="32"/>
+          <w:szCs w:val="32"/>
+        </w:rPr>
+        <w:t>/01_hos_dashboard.sql</w:t>
+      </w:r>
+    </w:p>
+    <w:p>
+      <w:pPr>
+        <w:spacing w:after="50" w:line="269" w:lineRule="auto"/>
+        <w:ind w:left="340" w:hanging="198"/>
+        <w:rPr>
+          <w:rFonts w:ascii="TH SarabunPSK" w:hAnsi="TH SarabunPSK" w:cs="TH SarabunPSK"/>
+          <w:sz w:val="32"/>
+          <w:szCs w:val="32"/>
+        </w:rPr>
+      </w:pPr>
+      <w:r>
+        <w:rPr>
+          <w:rFonts w:ascii="TH SarabunPSK" w:hAnsi="TH SarabunPSK" w:cs="TH SarabunPSK"/>
+          <w:sz w:val="32"/>
+          <w:szCs w:val="32"/>
+        </w:rPr>
+        <w:t>• ไฟล์ sql/01_hos_dashboard.sql จะสร้างตาราง fact, view, stored procedure และ event สำหรับงาน ETL</w:t>
+      </w:r>
+    </w:p>
+    <w:p>
+      <w:pPr>
+        <w:spacing w:after="50" w:line="269" w:lineRule="auto"/>
+        <w:ind w:left="340" w:hanging="198"/>
+        <w:rPr>
+          <w:rFonts w:ascii="TH SarabunPSK" w:hAnsi="TH SarabunPSK" w:cs="TH SarabunPSK"/>
+          <w:sz w:val="32"/>
+          <w:szCs w:val="32"/>
+        </w:rPr>
+      </w:pPr>
+      <w:r>
+        <w:rPr>
+          <w:rFonts w:ascii="TH SarabunPSK" w:hAnsi="TH SarabunPSK" w:cs="TH SarabunPSK"/>
+          <w:sz w:val="32"/>
+          <w:szCs w:val="32"/>
+        </w:rPr>
+        <w:t>• ถ้าจะใช้ event scheduler ของฐานข้อมูล ต้องเปิด event_scheduler = ON</w:t>
+      </w:r>
+    </w:p>
+    <w:p>
+      <w:pPr>
+        <w:spacing w:after="50" w:line="269" w:lineRule="auto"/>
+        <w:ind w:left="340" w:hanging="198"/>
+        <w:rPr>
+          <w:rFonts w:ascii="TH SarabunPSK" w:hAnsi="TH SarabunPSK" w:cs="TH SarabunPSK"/>
+          <w:sz w:val="32"/>
+          <w:szCs w:val="32"/>
+        </w:rPr>
+      </w:pPr>
+      <w:r>
+        <w:rPr>
+          <w:rFonts w:ascii="TH SarabunPSK" w:hAnsi="TH SarabunPSK" w:cs="TH SarabunPSK"/>
+          <w:sz w:val="32"/>
+          <w:szCs w:val="32"/>
+        </w:rPr>
+        <w:t>• หลัง import ครั้งแรก ให้รัน backfill เพื่อสร้างข้อมูลย้อนหลัง 5 ปี</w:t>
       </w:r>
     </w:p>
     <w:p>
@@ -1669,7 +2151,7 @@
           <w:sz w:val="32"/>
           <w:szCs w:val="32"/>
         </w:rPr>
-        <w:t xml:space="preserve">    &lt;/Directory&gt;</w:t>
+        <w:t>mysql -u root -p hos_dashboard</w:t>
       </w:r>
     </w:p>
     <w:p>
@@ -1689,7 +2171,7 @@
           <w:sz w:val="32"/>
           <w:szCs w:val="32"/>
         </w:rPr>
-        <w:t xml:space="preserve">    </w:t>
+        <w:t>CALL sp_rebuild_last_5_</w:t>
       </w:r>
       <w:proofErr w:type="gramStart"/>
       <w:r>
@@ -1698,9 +2180,17 @@
           <w:sz w:val="32"/>
           <w:szCs w:val="32"/>
         </w:rPr>
-        <w:t>ErrorLog  /var/log/httpd/dashboard_error.log</w:t>
+        <w:t>years(</w:t>
       </w:r>
       <w:proofErr w:type="gramEnd"/>
+      <w:r>
+        <w:rPr>
+          <w:rFonts w:ascii="TH SarabunPSK" w:eastAsia="Courier New" w:hAnsi="TH SarabunPSK" w:cs="TH SarabunPSK"/>
+          <w:sz w:val="32"/>
+          <w:szCs w:val="32"/>
+        </w:rPr>
+        <w:t>);</w:t>
+      </w:r>
     </w:p>
     <w:p>
       <w:pPr>
@@ -1719,28 +2209,35 @@
           <w:sz w:val="32"/>
           <w:szCs w:val="32"/>
         </w:rPr>
-        <w:t xml:space="preserve">    CustomLog /var/log/httpd/dashboard_access.log combined</w:t>
+        <w:t>CALL sp_refresh_claim_audit_3</w:t>
+      </w:r>
+      <w:proofErr w:type="gramStart"/>
+      <w:r>
+        <w:rPr>
+          <w:rFonts w:ascii="TH SarabunPSK" w:eastAsia="Courier New" w:hAnsi="TH SarabunPSK" w:cs="TH SarabunPSK"/>
+          <w:sz w:val="32"/>
+          <w:szCs w:val="32"/>
+        </w:rPr>
+        <w:t>y(</w:t>
+      </w:r>
+      <w:proofErr w:type="gramEnd"/>
+      <w:r>
+        <w:rPr>
+          <w:rFonts w:ascii="TH SarabunPSK" w:eastAsia="Courier New" w:hAnsi="TH SarabunPSK" w:cs="TH SarabunPSK"/>
+          <w:sz w:val="32"/>
+          <w:szCs w:val="32"/>
+        </w:rPr>
+        <w:t>);</w:t>
       </w:r>
     </w:p>
     <w:p>
       <w:pPr>
-        <w:shd w:val="clear" w:color="auto" w:fill="F4F6F8"/>
-        <w:spacing w:after="0" w:line="240" w:lineRule="auto"/>
-        <w:ind w:left="312" w:right="142"/>
-        <w:rPr>
-          <w:rFonts w:ascii="TH SarabunPSK" w:hAnsi="TH SarabunPSK" w:cs="TH SarabunPSK"/>
-          <w:sz w:val="32"/>
-          <w:szCs w:val="32"/>
-        </w:rPr>
-      </w:pPr>
-      <w:r>
-        <w:rPr>
-          <w:rFonts w:ascii="TH SarabunPSK" w:eastAsia="Courier New" w:hAnsi="TH SarabunPSK" w:cs="TH SarabunPSK"/>
-          <w:sz w:val="32"/>
-          <w:szCs w:val="32"/>
-        </w:rPr>
-        <w:t>&lt;/VirtualHost&gt;</w:t>
-      </w:r>
+        <w:rPr>
+          <w:rFonts w:ascii="TH SarabunPSK" w:hAnsi="TH SarabunPSK" w:cs="TH SarabunPSK"/>
+          <w:sz w:val="32"/>
+          <w:szCs w:val="32"/>
+        </w:rPr>
+      </w:pPr>
     </w:p>
     <w:p>
       <w:pPr>
@@ -1753,194 +2250,25 @@
     </w:p>
     <w:p>
       <w:pPr>
-        <w:spacing w:after="100" w:line="269" w:lineRule="auto"/>
-        <w:rPr>
-          <w:rFonts w:ascii="TH SarabunPSK" w:hAnsi="TH SarabunPSK" w:cs="TH SarabunPSK"/>
-          <w:sz w:val="32"/>
-          <w:szCs w:val="32"/>
-        </w:rPr>
-      </w:pPr>
-      <w:r>
-        <w:rPr>
-          <w:rFonts w:ascii="TH SarabunPSK" w:hAnsi="TH SarabunPSK" w:cs="TH SarabunPSK"/>
-          <w:sz w:val="32"/>
-          <w:szCs w:val="32"/>
-        </w:rPr>
-        <w:t xml:space="preserve">ถ้าใช้งาน production ควรเปิด HTTPS แล้วตั้ง APP_FORCE_HTTPS=1 และ APP_SESSION_SECURE_COOKIE=1 </w:t>
-      </w:r>
-      <w:proofErr w:type="gramStart"/>
-      <w:r>
-        <w:rPr>
-          <w:rFonts w:ascii="TH SarabunPSK" w:hAnsi="TH SarabunPSK" w:cs="TH SarabunPSK"/>
-          <w:sz w:val="32"/>
-          <w:szCs w:val="32"/>
-        </w:rPr>
-        <w:t>ใน .env</w:t>
-      </w:r>
-      <w:proofErr w:type="gramEnd"/>
+        <w:pStyle w:val="21"/>
+        <w:spacing w:before="0" w:after="120" w:line="269" w:lineRule="auto"/>
+        <w:rPr>
+          <w:rFonts w:ascii="TH SarabunPSK" w:hAnsi="TH SarabunPSK" w:cs="TH SarabunPSK"/>
+          <w:sz w:val="32"/>
+          <w:szCs w:val="32"/>
+        </w:rPr>
+      </w:pPr>
+      <w:r>
+        <w:rPr>
+          <w:rFonts w:ascii="TH SarabunPSK" w:eastAsia="Noto Sans Thai" w:hAnsi="TH SarabunPSK" w:cs="TH SarabunPSK"/>
+          <w:sz w:val="32"/>
+          <w:szCs w:val="32"/>
+        </w:rPr>
+        <w:t>1.8 ตั้งสิทธิ์โฟลเดอร์ที่ต้องเขียนได้</w:t>
+      </w:r>
     </w:p>
     <w:p>
       <w:pPr>
-        <w:pStyle w:val="21"/>
-        <w:spacing w:before="0" w:after="120" w:line="269" w:lineRule="auto"/>
-        <w:rPr>
-          <w:rFonts w:ascii="TH SarabunPSK" w:hAnsi="TH SarabunPSK" w:cs="TH SarabunPSK"/>
-          <w:sz w:val="32"/>
-          <w:szCs w:val="32"/>
-        </w:rPr>
-      </w:pPr>
-      <w:r>
-        <w:rPr>
-          <w:rFonts w:ascii="TH SarabunPSK" w:eastAsia="Noto Sans Thai" w:hAnsi="TH SarabunPSK" w:cs="TH SarabunPSK"/>
-          <w:sz w:val="32"/>
-          <w:szCs w:val="32"/>
-        </w:rPr>
-        <w:t xml:space="preserve">1.6 </w:t>
-      </w:r>
-      <w:proofErr w:type="gramStart"/>
-      <w:r>
-        <w:rPr>
-          <w:rFonts w:ascii="TH SarabunPSK" w:eastAsia="Noto Sans Thai" w:hAnsi="TH SarabunPSK" w:cs="TH SarabunPSK"/>
-          <w:sz w:val="32"/>
-          <w:szCs w:val="32"/>
-        </w:rPr>
-        <w:t>ตั้งค่า .env</w:t>
-      </w:r>
-      <w:proofErr w:type="gramEnd"/>
-    </w:p>
-    <w:p>
-      <w:pPr>
-        <w:spacing w:after="50" w:line="269" w:lineRule="auto"/>
-        <w:ind w:left="340" w:hanging="198"/>
-        <w:rPr>
-          <w:rFonts w:ascii="TH SarabunPSK" w:hAnsi="TH SarabunPSK" w:cs="TH SarabunPSK"/>
-          <w:sz w:val="32"/>
-          <w:szCs w:val="32"/>
-        </w:rPr>
-      </w:pPr>
-      <w:r>
-        <w:rPr>
-          <w:rFonts w:ascii="TH SarabunPSK" w:hAnsi="TH SarabunPSK" w:cs="TH SarabunPSK"/>
-          <w:sz w:val="32"/>
-          <w:szCs w:val="32"/>
-        </w:rPr>
-        <w:t xml:space="preserve">• </w:t>
-      </w:r>
-      <w:proofErr w:type="gramStart"/>
-      <w:r>
-        <w:rPr>
-          <w:rFonts w:ascii="TH SarabunPSK" w:hAnsi="TH SarabunPSK" w:cs="TH SarabunPSK"/>
-          <w:sz w:val="32"/>
-          <w:szCs w:val="32"/>
-        </w:rPr>
-        <w:t>copy .env</w:t>
-      </w:r>
-      <w:proofErr w:type="gramEnd"/>
-      <w:r>
-        <w:rPr>
-          <w:rFonts w:ascii="TH SarabunPSK" w:hAnsi="TH SarabunPSK" w:cs="TH SarabunPSK"/>
-          <w:sz w:val="32"/>
-          <w:szCs w:val="32"/>
-        </w:rPr>
-        <w:t xml:space="preserve">.example </w:t>
-      </w:r>
-      <w:proofErr w:type="gramStart"/>
-      <w:r>
-        <w:rPr>
-          <w:rFonts w:ascii="TH SarabunPSK" w:hAnsi="TH SarabunPSK" w:cs="TH SarabunPSK"/>
-          <w:sz w:val="32"/>
-          <w:szCs w:val="32"/>
-        </w:rPr>
-        <w:t>เป็น .env</w:t>
-      </w:r>
-      <w:proofErr w:type="gramEnd"/>
-      <w:r>
-        <w:rPr>
-          <w:rFonts w:ascii="TH SarabunPSK" w:hAnsi="TH SarabunPSK" w:cs="TH SarabunPSK"/>
-          <w:sz w:val="32"/>
-          <w:szCs w:val="32"/>
-        </w:rPr>
-        <w:t xml:space="preserve"> แล้วกรอกค่าจริงเฉพาะบนเซิร์ฟเวอร์</w:t>
-      </w:r>
-    </w:p>
-    <w:p>
-      <w:pPr>
-        <w:spacing w:after="50" w:line="269" w:lineRule="auto"/>
-        <w:ind w:left="340" w:hanging="198"/>
-        <w:rPr>
-          <w:rFonts w:ascii="TH SarabunPSK" w:hAnsi="TH SarabunPSK" w:cs="TH SarabunPSK"/>
-          <w:sz w:val="32"/>
-          <w:szCs w:val="32"/>
-        </w:rPr>
-      </w:pPr>
-      <w:r>
-        <w:rPr>
-          <w:rFonts w:ascii="TH SarabunPSK" w:hAnsi="TH SarabunPSK" w:cs="TH SarabunPSK"/>
-          <w:sz w:val="32"/>
-          <w:szCs w:val="32"/>
-        </w:rPr>
-        <w:t>• ตั้ง APP_BASE_URL ให้ตรง path ที่ใช้งานจริง เช่น https://host.go.th/dashboard</w:t>
-      </w:r>
-    </w:p>
-    <w:p>
-      <w:pPr>
-        <w:spacing w:after="50" w:line="269" w:lineRule="auto"/>
-        <w:ind w:left="340" w:hanging="198"/>
-        <w:rPr>
-          <w:rFonts w:ascii="TH SarabunPSK" w:hAnsi="TH SarabunPSK" w:cs="TH SarabunPSK"/>
-          <w:sz w:val="32"/>
-          <w:szCs w:val="32"/>
-        </w:rPr>
-      </w:pPr>
-      <w:r>
-        <w:rPr>
-          <w:rFonts w:ascii="TH SarabunPSK" w:hAnsi="TH SarabunPSK" w:cs="TH SarabunPSK"/>
-          <w:sz w:val="32"/>
-          <w:szCs w:val="32"/>
-        </w:rPr>
-        <w:t>• DB_DASHBOARD_* คือฐาน hos_dashboard ที่เก็บ fact table, procedure, event และ audit</w:t>
-      </w:r>
-    </w:p>
-    <w:p>
-      <w:pPr>
-        <w:spacing w:after="50" w:line="269" w:lineRule="auto"/>
-        <w:ind w:left="340" w:hanging="198"/>
-        <w:rPr>
-          <w:rFonts w:ascii="TH SarabunPSK" w:hAnsi="TH SarabunPSK" w:cs="TH SarabunPSK"/>
-          <w:sz w:val="32"/>
-          <w:szCs w:val="32"/>
-        </w:rPr>
-      </w:pPr>
-      <w:r>
-        <w:rPr>
-          <w:rFonts w:ascii="TH SarabunPSK" w:hAnsi="TH SarabunPSK" w:cs="TH SarabunPSK"/>
-          <w:sz w:val="32"/>
-          <w:szCs w:val="32"/>
-        </w:rPr>
-        <w:t>• DB_SOURCE_* คือฐาน HOSxP ต้นทาง แนะนำให้เป็น user read-only</w:t>
-      </w:r>
-    </w:p>
-    <w:p>
-      <w:pPr>
-        <w:pStyle w:val="21"/>
-        <w:spacing w:before="0" w:after="120" w:line="269" w:lineRule="auto"/>
-        <w:rPr>
-          <w:rFonts w:ascii="TH SarabunPSK" w:hAnsi="TH SarabunPSK" w:cs="TH SarabunPSK"/>
-          <w:sz w:val="32"/>
-          <w:szCs w:val="32"/>
-        </w:rPr>
-      </w:pPr>
-      <w:r>
-        <w:rPr>
-          <w:rFonts w:ascii="TH SarabunPSK" w:eastAsia="Noto Sans Thai" w:hAnsi="TH SarabunPSK" w:cs="TH SarabunPSK"/>
-          <w:sz w:val="32"/>
-          <w:szCs w:val="32"/>
-        </w:rPr>
-        <w:t>1.7 เตรียมฐานข้อมูล</w:t>
-      </w:r>
-    </w:p>
-    <w:p>
-      <w:pPr>
         <w:spacing w:after="60" w:line="269" w:lineRule="auto"/>
         <w:rPr>
           <w:rFonts w:ascii="TH SarabunPSK" w:hAnsi="TH SarabunPSK" w:cs="TH SarabunPSK"/>
@@ -1954,359 +2282,7 @@
           <w:sz w:val="32"/>
           <w:szCs w:val="32"/>
         </w:rPr>
-        <w:t>ตัวอย่างลำดับงานที่แนะนำ</w:t>
-      </w:r>
-    </w:p>
-    <w:p>
-      <w:pPr>
-        <w:shd w:val="clear" w:color="auto" w:fill="F4F6F8"/>
-        <w:spacing w:after="0" w:line="240" w:lineRule="auto"/>
-        <w:ind w:left="312" w:right="142"/>
-        <w:rPr>
-          <w:rFonts w:ascii="TH SarabunPSK" w:hAnsi="TH SarabunPSK" w:cs="TH SarabunPSK"/>
-          <w:sz w:val="32"/>
-          <w:szCs w:val="32"/>
-        </w:rPr>
-      </w:pPr>
-      <w:proofErr w:type="spellStart"/>
-      <w:r>
-        <w:rPr>
-          <w:rFonts w:ascii="TH SarabunPSK" w:eastAsia="Courier New" w:hAnsi="TH SarabunPSK" w:cs="TH SarabunPSK"/>
-          <w:sz w:val="32"/>
-          <w:szCs w:val="32"/>
-        </w:rPr>
-        <w:t>mysql</w:t>
-      </w:r>
-      <w:proofErr w:type="spellEnd"/>
-      <w:r>
-        <w:rPr>
-          <w:rFonts w:ascii="TH SarabunPSK" w:eastAsia="Courier New" w:hAnsi="TH SarabunPSK" w:cs="TH SarabunPSK"/>
-          <w:sz w:val="32"/>
-          <w:szCs w:val="32"/>
-        </w:rPr>
-        <w:t xml:space="preserve"> -u root -p</w:t>
-      </w:r>
-    </w:p>
-    <w:p>
-      <w:pPr>
-        <w:shd w:val="clear" w:color="auto" w:fill="F4F6F8"/>
-        <w:spacing w:after="0" w:line="240" w:lineRule="auto"/>
-        <w:ind w:left="312" w:right="142"/>
-        <w:rPr>
-          <w:rFonts w:ascii="TH SarabunPSK" w:hAnsi="TH SarabunPSK" w:cs="TH SarabunPSK"/>
-          <w:sz w:val="32"/>
-          <w:szCs w:val="32"/>
-        </w:rPr>
-      </w:pPr>
-      <w:r>
-        <w:rPr>
-          <w:rFonts w:ascii="TH SarabunPSK" w:eastAsia="Courier New" w:hAnsi="TH SarabunPSK" w:cs="TH SarabunPSK"/>
-          <w:sz w:val="32"/>
-          <w:szCs w:val="32"/>
-        </w:rPr>
-        <w:t xml:space="preserve">CREATE DATABASE </w:t>
-      </w:r>
-      <w:proofErr w:type="spellStart"/>
-      <w:r>
-        <w:rPr>
-          <w:rFonts w:ascii="TH SarabunPSK" w:eastAsia="Courier New" w:hAnsi="TH SarabunPSK" w:cs="TH SarabunPSK"/>
-          <w:sz w:val="32"/>
-          <w:szCs w:val="32"/>
-        </w:rPr>
-        <w:t>hos_dashboard</w:t>
-      </w:r>
-      <w:proofErr w:type="spellEnd"/>
-      <w:r>
-        <w:rPr>
-          <w:rFonts w:ascii="TH SarabunPSK" w:eastAsia="Courier New" w:hAnsi="TH SarabunPSK" w:cs="TH SarabunPSK"/>
-          <w:sz w:val="32"/>
-          <w:szCs w:val="32"/>
-        </w:rPr>
-        <w:t xml:space="preserve"> CHARACTER SET utf8mb4 COLLATE utf8mb4_general_ci;</w:t>
-      </w:r>
-    </w:p>
-    <w:p>
-      <w:pPr>
-        <w:shd w:val="clear" w:color="auto" w:fill="F4F6F8"/>
-        <w:spacing w:after="0" w:line="240" w:lineRule="auto"/>
-        <w:ind w:left="312" w:right="142"/>
-        <w:rPr>
-          <w:rFonts w:ascii="TH SarabunPSK" w:hAnsi="TH SarabunPSK" w:cs="TH SarabunPSK"/>
-          <w:sz w:val="32"/>
-          <w:szCs w:val="32"/>
-        </w:rPr>
-      </w:pPr>
-      <w:r>
-        <w:rPr>
-          <w:rFonts w:ascii="TH SarabunPSK" w:eastAsia="Courier New" w:hAnsi="TH SarabunPSK" w:cs="TH SarabunPSK"/>
-          <w:sz w:val="32"/>
-          <w:szCs w:val="32"/>
-        </w:rPr>
-        <w:t>EXIT;</w:t>
-      </w:r>
-    </w:p>
-    <w:p>
-      <w:pPr>
-        <w:shd w:val="clear" w:color="auto" w:fill="F4F6F8"/>
-        <w:spacing w:after="0" w:line="240" w:lineRule="auto"/>
-        <w:ind w:left="312" w:right="142"/>
-        <w:rPr>
-          <w:rFonts w:ascii="TH SarabunPSK" w:hAnsi="TH SarabunPSK" w:cs="TH SarabunPSK"/>
-          <w:sz w:val="32"/>
-          <w:szCs w:val="32"/>
-        </w:rPr>
-      </w:pPr>
-      <w:r>
-        <w:rPr>
-          <w:rFonts w:ascii="TH SarabunPSK" w:eastAsia="Courier New" w:hAnsi="TH SarabunPSK" w:cs="TH SarabunPSK"/>
-          <w:sz w:val="32"/>
-          <w:szCs w:val="32"/>
-        </w:rPr>
-        <w:t xml:space="preserve">mysql -u root -p </w:t>
-      </w:r>
-      <w:proofErr w:type="spellStart"/>
-      <w:r>
-        <w:rPr>
-          <w:rFonts w:ascii="TH SarabunPSK" w:eastAsia="Courier New" w:hAnsi="TH SarabunPSK" w:cs="TH SarabunPSK"/>
-          <w:sz w:val="32"/>
-          <w:szCs w:val="32"/>
-        </w:rPr>
-        <w:t>hos_dashboard</w:t>
-      </w:r>
-      <w:proofErr w:type="spellEnd"/>
-      <w:r>
-        <w:rPr>
-          <w:rFonts w:ascii="TH SarabunPSK" w:eastAsia="Courier New" w:hAnsi="TH SarabunPSK" w:cs="TH SarabunPSK"/>
-          <w:sz w:val="32"/>
-          <w:szCs w:val="32"/>
-        </w:rPr>
-        <w:t xml:space="preserve"> &lt; </w:t>
-      </w:r>
-      <w:proofErr w:type="spellStart"/>
-      <w:r>
-        <w:rPr>
-          <w:rFonts w:ascii="TH SarabunPSK" w:eastAsia="Courier New" w:hAnsi="TH SarabunPSK" w:cs="TH SarabunPSK"/>
-          <w:sz w:val="32"/>
-          <w:szCs w:val="32"/>
-        </w:rPr>
-        <w:t>sql</w:t>
-      </w:r>
-      <w:proofErr w:type="spellEnd"/>
-      <w:r>
-        <w:rPr>
-          <w:rFonts w:ascii="TH SarabunPSK" w:eastAsia="Courier New" w:hAnsi="TH SarabunPSK" w:cs="TH SarabunPSK"/>
-          <w:sz w:val="32"/>
-          <w:szCs w:val="32"/>
-        </w:rPr>
-        <w:t>/01_hos_dashboard.sql</w:t>
-      </w:r>
-    </w:p>
-    <w:p>
-      <w:pPr>
-        <w:spacing w:after="50" w:line="269" w:lineRule="auto"/>
-        <w:ind w:left="340" w:hanging="198"/>
-        <w:rPr>
-          <w:rFonts w:ascii="TH SarabunPSK" w:hAnsi="TH SarabunPSK" w:cs="TH SarabunPSK"/>
-          <w:sz w:val="32"/>
-          <w:szCs w:val="32"/>
-        </w:rPr>
-      </w:pPr>
-      <w:r>
-        <w:rPr>
-          <w:rFonts w:ascii="TH SarabunPSK" w:hAnsi="TH SarabunPSK" w:cs="TH SarabunPSK"/>
-          <w:sz w:val="32"/>
-          <w:szCs w:val="32"/>
-        </w:rPr>
-        <w:t>• ไฟล์ sql/01_hos_dashboard.sql จะสร้างตาราง fact, view, stored procedure และ event สำหรับงาน ETL</w:t>
-      </w:r>
-    </w:p>
-    <w:p>
-      <w:pPr>
-        <w:spacing w:after="50" w:line="269" w:lineRule="auto"/>
-        <w:ind w:left="340" w:hanging="198"/>
-        <w:rPr>
-          <w:rFonts w:ascii="TH SarabunPSK" w:hAnsi="TH SarabunPSK" w:cs="TH SarabunPSK"/>
-          <w:sz w:val="32"/>
-          <w:szCs w:val="32"/>
-        </w:rPr>
-      </w:pPr>
-      <w:r>
-        <w:rPr>
-          <w:rFonts w:ascii="TH SarabunPSK" w:hAnsi="TH SarabunPSK" w:cs="TH SarabunPSK"/>
-          <w:sz w:val="32"/>
-          <w:szCs w:val="32"/>
-        </w:rPr>
-        <w:t>• ถ้าจะใช้ event scheduler ของฐานข้อมูล ต้องเปิด event_scheduler = ON</w:t>
-      </w:r>
-    </w:p>
-    <w:p>
-      <w:pPr>
-        <w:spacing w:after="50" w:line="269" w:lineRule="auto"/>
-        <w:ind w:left="340" w:hanging="198"/>
-        <w:rPr>
-          <w:rFonts w:ascii="TH SarabunPSK" w:hAnsi="TH SarabunPSK" w:cs="TH SarabunPSK"/>
-          <w:sz w:val="32"/>
-          <w:szCs w:val="32"/>
-        </w:rPr>
-      </w:pPr>
-      <w:r>
-        <w:rPr>
-          <w:rFonts w:ascii="TH SarabunPSK" w:hAnsi="TH SarabunPSK" w:cs="TH SarabunPSK"/>
-          <w:sz w:val="32"/>
-          <w:szCs w:val="32"/>
-        </w:rPr>
-        <w:t>• หลัง import ครั้งแรก ให้รัน backfill เพื่อสร้างข้อมูลย้อนหลัง 5 ปี</w:t>
-      </w:r>
-    </w:p>
-    <w:p>
-      <w:pPr>
-        <w:shd w:val="clear" w:color="auto" w:fill="F4F6F8"/>
-        <w:spacing w:after="0" w:line="240" w:lineRule="auto"/>
-        <w:ind w:left="312" w:right="142"/>
-        <w:rPr>
-          <w:rFonts w:ascii="TH SarabunPSK" w:hAnsi="TH SarabunPSK" w:cs="TH SarabunPSK"/>
-          <w:sz w:val="32"/>
-          <w:szCs w:val="32"/>
-        </w:rPr>
-      </w:pPr>
-      <w:r>
-        <w:rPr>
-          <w:rFonts w:ascii="TH SarabunPSK" w:eastAsia="Courier New" w:hAnsi="TH SarabunPSK" w:cs="TH SarabunPSK"/>
-          <w:sz w:val="32"/>
-          <w:szCs w:val="32"/>
-        </w:rPr>
-        <w:t>mysql -u root -p hos_dashboard</w:t>
-      </w:r>
-    </w:p>
-    <w:p>
-      <w:pPr>
-        <w:shd w:val="clear" w:color="auto" w:fill="F4F6F8"/>
-        <w:spacing w:after="0" w:line="240" w:lineRule="auto"/>
-        <w:ind w:left="312" w:right="142"/>
-        <w:rPr>
-          <w:rFonts w:ascii="TH SarabunPSK" w:hAnsi="TH SarabunPSK" w:cs="TH SarabunPSK"/>
-          <w:sz w:val="32"/>
-          <w:szCs w:val="32"/>
-        </w:rPr>
-      </w:pPr>
-      <w:r>
-        <w:rPr>
-          <w:rFonts w:ascii="TH SarabunPSK" w:eastAsia="Courier New" w:hAnsi="TH SarabunPSK" w:cs="TH SarabunPSK"/>
-          <w:sz w:val="32"/>
-          <w:szCs w:val="32"/>
-        </w:rPr>
-        <w:t>CALL sp_rebuild_last_5_</w:t>
-      </w:r>
-      <w:proofErr w:type="gramStart"/>
-      <w:r>
-        <w:rPr>
-          <w:rFonts w:ascii="TH SarabunPSK" w:eastAsia="Courier New" w:hAnsi="TH SarabunPSK" w:cs="TH SarabunPSK"/>
-          <w:sz w:val="32"/>
-          <w:szCs w:val="32"/>
-        </w:rPr>
-        <w:t>years(</w:t>
-      </w:r>
-      <w:proofErr w:type="gramEnd"/>
-      <w:r>
-        <w:rPr>
-          <w:rFonts w:ascii="TH SarabunPSK" w:eastAsia="Courier New" w:hAnsi="TH SarabunPSK" w:cs="TH SarabunPSK"/>
-          <w:sz w:val="32"/>
-          <w:szCs w:val="32"/>
-        </w:rPr>
-        <w:t>);</w:t>
-      </w:r>
-    </w:p>
-    <w:p>
-      <w:pPr>
-        <w:shd w:val="clear" w:color="auto" w:fill="F4F6F8"/>
-        <w:spacing w:after="0" w:line="240" w:lineRule="auto"/>
-        <w:ind w:left="312" w:right="142"/>
-        <w:rPr>
-          <w:rFonts w:ascii="TH SarabunPSK" w:hAnsi="TH SarabunPSK" w:cs="TH SarabunPSK"/>
-          <w:sz w:val="32"/>
-          <w:szCs w:val="32"/>
-        </w:rPr>
-      </w:pPr>
-      <w:r>
-        <w:rPr>
-          <w:rFonts w:ascii="TH SarabunPSK" w:eastAsia="Courier New" w:hAnsi="TH SarabunPSK" w:cs="TH SarabunPSK"/>
-          <w:sz w:val="32"/>
-          <w:szCs w:val="32"/>
-        </w:rPr>
-        <w:t>CALL sp_refresh_claim_audit_3</w:t>
-      </w:r>
-      <w:proofErr w:type="gramStart"/>
-      <w:r>
-        <w:rPr>
-          <w:rFonts w:ascii="TH SarabunPSK" w:eastAsia="Courier New" w:hAnsi="TH SarabunPSK" w:cs="TH SarabunPSK"/>
-          <w:sz w:val="32"/>
-          <w:szCs w:val="32"/>
-        </w:rPr>
-        <w:t>y(</w:t>
-      </w:r>
-      <w:proofErr w:type="gramEnd"/>
-      <w:r>
-        <w:rPr>
-          <w:rFonts w:ascii="TH SarabunPSK" w:eastAsia="Courier New" w:hAnsi="TH SarabunPSK" w:cs="TH SarabunPSK"/>
-          <w:sz w:val="32"/>
-          <w:szCs w:val="32"/>
-        </w:rPr>
-        <w:t>);</w:t>
-      </w:r>
-    </w:p>
-    <w:p>
-      <w:pPr>
-        <w:rPr>
-          <w:rFonts w:ascii="TH SarabunPSK" w:hAnsi="TH SarabunPSK" w:cs="TH SarabunPSK"/>
-          <w:sz w:val="32"/>
-          <w:szCs w:val="32"/>
-        </w:rPr>
-      </w:pPr>
-    </w:p>
-    <w:p>
-      <w:pPr>
-        <w:rPr>
-          <w:rFonts w:ascii="TH SarabunPSK" w:hAnsi="TH SarabunPSK" w:cs="TH SarabunPSK"/>
-          <w:sz w:val="32"/>
-          <w:szCs w:val="32"/>
-        </w:rPr>
-      </w:pPr>
-    </w:p>
-    <w:p>
-      <w:pPr>
-        <w:pStyle w:val="21"/>
-        <w:spacing w:before="0" w:after="120" w:line="269" w:lineRule="auto"/>
-        <w:rPr>
-          <w:rFonts w:ascii="TH SarabunPSK" w:hAnsi="TH SarabunPSK" w:cs="TH SarabunPSK"/>
-          <w:sz w:val="32"/>
-          <w:szCs w:val="32"/>
-        </w:rPr>
-      </w:pPr>
-      <w:r>
-        <w:rPr>
-          <w:rFonts w:ascii="TH SarabunPSK" w:eastAsia="Noto Sans Thai" w:hAnsi="TH SarabunPSK" w:cs="TH SarabunPSK"/>
-          <w:sz w:val="32"/>
-          <w:szCs w:val="32"/>
-        </w:rPr>
         <w:lastRenderedPageBreak/>
-        <w:t>1.8 ตั้งสิทธิ์โฟลเดอร์ที่ต้องเขียนได้</w:t>
-      </w:r>
-    </w:p>
-    <w:p>
-      <w:pPr>
-        <w:spacing w:after="60" w:line="269" w:lineRule="auto"/>
-        <w:rPr>
-          <w:rFonts w:ascii="TH SarabunPSK" w:hAnsi="TH SarabunPSK" w:cs="TH SarabunPSK"/>
-          <w:sz w:val="32"/>
-          <w:szCs w:val="32"/>
-        </w:rPr>
-      </w:pPr>
-      <w:r>
-        <w:rPr>
-          <w:rFonts w:ascii="TH SarabunPSK" w:hAnsi="TH SarabunPSK" w:cs="TH SarabunPSK"/>
-          <w:sz w:val="32"/>
-          <w:szCs w:val="32"/>
-        </w:rPr>
         <w:t>โปรเจกต์นี้ต้องเขียนไฟล์ runtime อย่างน้อยที่ storage/cache, storage/logs และ assets/tmp</w:t>
       </w:r>
     </w:p>
@@ -3095,16 +3071,7 @@
                 <w:sz w:val="32"/>
                 <w:szCs w:val="32"/>
               </w:rPr>
-              <w:t xml:space="preserve">MariaDB 10.x (ปลอดภัยกว่า) หรือระบบที่รองรับ procedure/event </w:t>
-            </w:r>
-            <w:r>
-              <w:rPr>
-                <w:rFonts w:ascii="TH SarabunPSK" w:hAnsi="TH SarabunPSK" w:cs="TH SarabunPSK"/>
-                <w:sz w:val="32"/>
-                <w:szCs w:val="32"/>
-              </w:rPr>
-              <w:lastRenderedPageBreak/>
-              <w:t>เทียบเท่า</w:t>
+              <w:t>MariaDB 10.x (ปลอดภัยกว่า) หรือระบบที่รองรับ procedure/event เทียบเท่า</w:t>
             </w:r>
           </w:p>
         </w:tc>
@@ -4407,10 +4374,10 @@
         <w:tblLook w:val="04A0" w:firstRow="1" w:lastRow="0" w:firstColumn="1" w:lastColumn="0" w:noHBand="0" w:noVBand="1"/>
       </w:tblPr>
       <w:tblGrid>
-        <w:gridCol w:w="3033"/>
-        <w:gridCol w:w="2656"/>
-        <w:gridCol w:w="2918"/>
-        <w:gridCol w:w="1361"/>
+        <w:gridCol w:w="2963"/>
+        <w:gridCol w:w="2596"/>
+        <w:gridCol w:w="2851"/>
+        <w:gridCol w:w="1332"/>
       </w:tblGrid>
       <w:tr>
         <w:trPr>
@@ -4439,7 +4406,6 @@
                 <w:sz w:val="32"/>
                 <w:szCs w:val="32"/>
               </w:rPr>
-              <w:lastRenderedPageBreak/>
               <w:t>ตัวแปร</w:t>
             </w:r>
           </w:p>
@@ -4548,6 +4514,7 @@
                 <w:sz w:val="32"/>
                 <w:szCs w:val="32"/>
               </w:rPr>
+              <w:lastRenderedPageBreak/>
               <w:t>APP_NAME</w:t>
             </w:r>
           </w:p>
@@ -5389,8 +5356,8 @@
       </w:tblPr>
       <w:tblGrid>
         <w:gridCol w:w="3176"/>
-        <w:gridCol w:w="4025"/>
-        <w:gridCol w:w="2608"/>
+        <w:gridCol w:w="3979"/>
+        <w:gridCol w:w="2587"/>
       </w:tblGrid>
       <w:tr>
         <w:trPr>
@@ -7423,8 +7390,8 @@
       </w:tblPr>
       <w:tblGrid>
         <w:gridCol w:w="3532"/>
-        <w:gridCol w:w="3969"/>
-        <w:gridCol w:w="2438"/>
+        <w:gridCol w:w="3825"/>
+        <w:gridCol w:w="2385"/>
       </w:tblGrid>
       <w:tr>
         <w:trPr>
@@ -11103,7 +11070,6 @@
   <w:style w:type="character" w:default="1" w:styleId="a2">
     <w:name w:val="Default Paragraph Font"/>
     <w:uiPriority w:val="1"/>
-    <w:semiHidden/>
     <w:unhideWhenUsed/>
   </w:style>
   <w:style w:type="table" w:default="1" w:styleId="a3">
